--- a/Manuscript/HapMapPeople.docx
+++ b/Manuscript/HapMapPeople.docx
@@ -209,8 +209,6 @@
         </w:rPr>
         <w:t xml:space="preserve">, Blandine </w:t>
       </w:r>
-      <w:bookmarkStart w:id="0" w:name="_GoBack"/>
-      <w:bookmarkEnd w:id="0"/>
       <w:proofErr w:type="spellStart"/>
       <w:r>
         <w:rPr>
@@ -2207,12 +2205,14 @@
         <w:rPr>
           <w:rFonts w:ascii="Calibri" w:hAnsi="Calibri" w:cs="Calibri"/>
           <w:bCs/>
+          <w:color w:val="FF0000"/>
         </w:rPr>
       </w:pPr>
       <w:r>
         <w:rPr>
           <w:rFonts w:ascii="Calibri" w:hAnsi="Calibri" w:cs="Calibri"/>
           <w:bCs/>
+          <w:color w:val="FF0000"/>
         </w:rPr>
         <w:t>Institute of Biodiversity, Animal Health and Comparative Medicine, University of Glasgow, Glasgow G12 8QQ, UK.</w:t>
       </w:r>
@@ -2226,19 +2226,36 @@
         <w:spacing w:after="120"/>
         <w:rPr>
           <w:rFonts w:ascii="Calibri" w:hAnsi="Calibri" w:cs="Calibri"/>
-        </w:rPr>
-      </w:pPr>
-      <w:proofErr w:type="spellStart"/>
-      <w:r>
-        <w:rPr>
-          <w:rFonts w:ascii="Calibri" w:hAnsi="Calibri" w:cs="Calibri"/>
-        </w:rPr>
-        <w:t>Reudi</w:t>
-      </w:r>
-      <w:proofErr w:type="spellEnd"/>
-      <w:r>
-        <w:rPr>
-          <w:rFonts w:ascii="Calibri" w:hAnsi="Calibri" w:cs="Calibri"/>
+          <w:color w:val="FF0000"/>
+        </w:rPr>
+      </w:pPr>
+      <w:proofErr w:type="spellStart"/>
+      <w:r>
+        <w:rPr>
+          <w:rFonts w:ascii="Calibri" w:hAnsi="Calibri" w:cs="Calibri"/>
+          <w:color w:val="FF0000"/>
+        </w:rPr>
+        <w:t>Ru</w:t>
+      </w:r>
+      <w:r>
+        <w:rPr>
+          <w:rFonts w:ascii="Calibri" w:hAnsi="Calibri" w:cs="Calibri"/>
+          <w:color w:val="FF0000"/>
+        </w:rPr>
+        <w:t>e</w:t>
+      </w:r>
+      <w:r>
+        <w:rPr>
+          <w:rFonts w:ascii="Calibri" w:hAnsi="Calibri" w:cs="Calibri"/>
+          <w:color w:val="FF0000"/>
+        </w:rPr>
+        <w:t>di</w:t>
+      </w:r>
+      <w:proofErr w:type="spellEnd"/>
+      <w:r>
+        <w:rPr>
+          <w:rFonts w:ascii="Calibri" w:hAnsi="Calibri" w:cs="Calibri"/>
+          <w:color w:val="FF0000"/>
         </w:rPr>
         <w:t xml:space="preserve"> Nager</w:t>
       </w:r>
@@ -2358,9 +2375,18 @@
           <w:rFonts w:ascii="Calibri" w:hAnsi="Calibri" w:cs="Calibri"/>
           <w:color w:val="FF0000"/>
         </w:rPr>
-        <w:t>P.O.Box</w:t>
-      </w:r>
-      <w:proofErr w:type="spellEnd"/>
+        <w:t>P.</w:t>
+      </w:r>
+      <w:proofErr w:type="gramStart"/>
+      <w:r>
+        <w:rPr>
+          <w:rFonts w:ascii="Calibri" w:hAnsi="Calibri" w:cs="Calibri"/>
+          <w:color w:val="FF0000"/>
+        </w:rPr>
+        <w:t>O.Box</w:t>
+      </w:r>
+      <w:proofErr w:type="spellEnd"/>
+      <w:proofErr w:type="gramEnd"/>
       <w:r>
         <w:rPr>
           <w:rFonts w:ascii="Calibri" w:hAnsi="Calibri" w:cs="Calibri"/>
@@ -2501,12 +2527,15 @@
         <w:rPr>
           <w:rFonts w:ascii="Calibri" w:hAnsi="Calibri" w:cs="Calibri"/>
           <w:bCs/>
-        </w:rPr>
-      </w:pPr>
+          <w:color w:val="FF0000"/>
+        </w:rPr>
+      </w:pPr>
+      <w:bookmarkStart w:id="0" w:name="_GoBack"/>
       <w:r>
         <w:rPr>
           <w:rFonts w:ascii="Calibri" w:hAnsi="Calibri" w:cs="Calibri"/>
           <w:bCs/>
+          <w:color w:val="FF0000"/>
         </w:rPr>
         <w:t xml:space="preserve">Centre for Ecological and Evolutionary Synthesis (CEES), Department of Biosciences, University of Oslo, P.O. Box 1066, </w:t>
       </w:r>
@@ -2515,6 +2544,7 @@
         <w:rPr>
           <w:rFonts w:ascii="Calibri" w:hAnsi="Calibri" w:cs="Calibri"/>
           <w:bCs/>
+          <w:color w:val="FF0000"/>
         </w:rPr>
         <w:t>Blindern</w:t>
       </w:r>
@@ -2523,6 +2553,7 @@
         <w:rPr>
           <w:rFonts w:ascii="Calibri" w:hAnsi="Calibri" w:cs="Calibri"/>
           <w:bCs/>
+          <w:color w:val="FF0000"/>
         </w:rPr>
         <w:t>, 0316 Oslo, Norway.</w:t>
       </w:r>
@@ -2536,11 +2567,13 @@
         <w:spacing w:after="120"/>
         <w:rPr>
           <w:rFonts w:ascii="Calibri" w:hAnsi="Calibri" w:cs="Calibri"/>
-        </w:rPr>
-      </w:pPr>
-      <w:r>
-        <w:rPr>
-          <w:rFonts w:ascii="Calibri" w:hAnsi="Calibri" w:cs="Calibri"/>
+          <w:color w:val="FF0000"/>
+        </w:rPr>
+      </w:pPr>
+      <w:r>
+        <w:rPr>
+          <w:rFonts w:ascii="Calibri" w:hAnsi="Calibri" w:cs="Calibri"/>
+          <w:color w:val="FF0000"/>
         </w:rPr>
         <w:t xml:space="preserve">Tore </w:t>
       </w:r>
@@ -2548,11 +2581,13 @@
       <w:r>
         <w:rPr>
           <w:rFonts w:ascii="Calibri" w:hAnsi="Calibri" w:cs="Calibri"/>
+          <w:color w:val="FF0000"/>
         </w:rPr>
         <w:t>Slagsvold</w:t>
       </w:r>
       <w:proofErr w:type="spellEnd"/>
     </w:p>
+    <w:bookmarkEnd w:id="0"/>
     <w:p>
       <w:pPr>
         <w:spacing w:after="120"/>
@@ -2975,7 +3010,6 @@
           <w:rFonts w:ascii="Calibri" w:hAnsi="Calibri" w:cs="Calibri"/>
           <w:color w:val="FF0000"/>
         </w:rPr>
-        <w:lastRenderedPageBreak/>
         <w:t xml:space="preserve">Frank </w:t>
       </w:r>
       <w:proofErr w:type="spellStart"/>
@@ -4235,7 +4269,6 @@
           <w:rFonts w:ascii="Calibri" w:hAnsi="Calibri" w:cs="Calibri"/>
           <w:color w:val="FF0000"/>
         </w:rPr>
-        <w:lastRenderedPageBreak/>
         <w:t xml:space="preserve">Hellenic Ornithological Society / </w:t>
       </w:r>
       <w:proofErr w:type="spellStart"/>
@@ -7858,6 +7891,7 @@
     <w:lsdException w:name="HTML Sample" w:semiHidden="1" w:unhideWhenUsed="1"/>
     <w:lsdException w:name="HTML Typewriter" w:semiHidden="1" w:unhideWhenUsed="1"/>
     <w:lsdException w:name="HTML Variable" w:semiHidden="1" w:unhideWhenUsed="1"/>
+    <w:lsdException w:name="Normal Table" w:semiHidden="1" w:unhideWhenUsed="1"/>
     <w:lsdException w:name="annotation subject" w:semiHidden="1" w:unhideWhenUsed="1"/>
     <w:lsdException w:name="No List" w:semiHidden="1" w:unhideWhenUsed="1"/>
     <w:lsdException w:name="Outline List 1" w:semiHidden="1" w:unhideWhenUsed="1"/>
@@ -7901,8 +7935,10 @@
     <w:lsdException w:name="Table Elegant" w:semiHidden="1" w:unhideWhenUsed="1"/>
     <w:lsdException w:name="Table Professional" w:semiHidden="1" w:unhideWhenUsed="1"/>
     <w:lsdException w:name="Table Subtle 1" w:semiHidden="1" w:unhideWhenUsed="1"/>
+    <w:lsdException w:name="Table Subtle 2" w:semiHidden="1" w:unhideWhenUsed="1"/>
     <w:lsdException w:name="Table Web 1" w:semiHidden="1" w:unhideWhenUsed="1"/>
     <w:lsdException w:name="Table Web 2" w:semiHidden="1" w:unhideWhenUsed="1"/>
+    <w:lsdException w:name="Table Web 3" w:semiHidden="1" w:unhideWhenUsed="1"/>
     <w:lsdException w:name="Balloon Text" w:semiHidden="1" w:unhideWhenUsed="1"/>
     <w:lsdException w:name="Table Grid" w:uiPriority="59"/>
     <w:lsdException w:name="Table Theme" w:semiHidden="1" w:unhideWhenUsed="1"/>
